--- a/internal/dettest/testdata/goldens/docx-skeleton/expected.docx
+++ b/internal/dettest/testdata/goldens/docx-skeleton/expected.docx
@@ -1,47 +1,215 @@
 
 <file path=word/document.xml><?xml version="1.0" encoding="utf-8"?>
-<w:document xmlns:w="http://schemas.openxmlformats.org/wordprocessingml/2006/main">
+<w:document xmlns:w="http://schemas.openxmlformats.org/wordprocessingml/2006/main" xmlns:r="http://schemas.openxmlformats.org/officeDocument/2006/relationships" xmlns:wp="http://schemas.openxmlformats.org/drawingml/2006/wordprocessingDrawing" xmlns:a="http://schemas.openxmlformats.org/drawingml/2006/main" xmlns:pic="http://schemas.openxmlformats.org/drawingml/2006/picture" xmlns:mc="http://schemas.openxmlformats.org/markup-compatibility/2006" xmlns:asvg="http://schemas.microsoft.com/office/drawing/2016/SVG/main" mc:Ignorable="asvg">
   <w:body>
     <w:p>
       <w:pPr>
+        <w:pStyle w:val="Heading1"/>
         <w:outlineLvl w:val="0"/>
       </w:pPr>
       <w:r>
-        <w:rPr>
-          <w:b/>
-          <w:sz w:val="32"/>
-          <w:szCs w:val="32"/>
-        </w:rPr>
         <w:t xml:space="preserve">Walking Skeleton</w:t>
       </w:r>
     </w:p>
     <w:p>
+      <w:pPr>
+        <w:pStyle w:val="Normal"/>
+      </w:pPr>
       <w:r>
         <w:t xml:space="preserve">The substrate carries a real artifact end to end.</w:t>
       </w:r>
     </w:p>
     <w:p>
       <w:pPr>
+        <w:pStyle w:val="Heading2"/>
         <w:outlineLvl w:val="1"/>
       </w:pPr>
       <w:r>
-        <w:rPr>
-          <w:b/>
-          <w:sz w:val="26"/>
-          <w:szCs w:val="26"/>
-        </w:rPr>
         <w:t xml:space="preserve">Why this exists</w:t>
       </w:r>
     </w:p>
     <w:p>
+      <w:pPr>
+        <w:pStyle w:val="Normal"/>
+      </w:pPr>
       <w:r>
         <w:t xml:space="preserve">Breadth is not the goal; structural correctness and byte-identical output are.</w:t>
       </w:r>
     </w:p>
     <w:sectPr>
       <w:pgSz w:w="11906" w:h="16838"/>
-      <w:pgMar w:top="1440" w:right="1440" w:bottom="1440" w:left="1440" w:header="708" w:footer="708" w:gutter="0"/>
+      <w:pgMar w:top="1440" w:right="1440" w:bottom="1440" w:left="1440" w:header="720" w:footer="720" w:gutter="0"/>
+      <w:cols w:space="708"/>
     </w:sectPr>
   </w:body>
 </w:document>
+</file>
+
+<file path=word/styles.xml><?xml version="1.0" encoding="utf-8"?>
+<w:styles xmlns:w="http://schemas.openxmlformats.org/wordprocessingml/2006/main">
+  <w:docDefaults>
+    <w:rPrDefault>
+      <w:rPr>
+        <w:rFonts w:ascii="Times New Roman" w:hAnsi="Times New Roman" w:cs="Times New Roman" w:eastAsia="Times New Roman"/>
+        <w:sz w:val="22"/>
+        <w:szCs w:val="22"/>
+      </w:rPr>
+    </w:rPrDefault>
+    <w:pPrDefault>
+      <w:pPr>
+        <w:spacing w:line="288" w:lineRule="auto"/>
+      </w:pPr>
+    </w:pPrDefault>
+  </w:docDefaults>
+  <w:style w:type="paragraph" w:styleId="Normal" w:default="1">
+    <w:name w:val="Normal"/>
+    <w:qFormat/>
+    <w:pPr>
+      <w:spacing w:after="120" w:line="288" w:lineRule="auto"/>
+    </w:pPr>
+    <w:rPr>
+      <w:rFonts w:ascii="Times New Roman" w:hAnsi="Times New Roman" w:cs="Times New Roman" w:eastAsia="Times New Roman"/>
+      <w:color w:val="1A1A1A"/>
+      <w:sz w:val="22"/>
+      <w:szCs w:val="22"/>
+    </w:rPr>
+  </w:style>
+  <w:style w:type="paragraph" w:styleId="Heading1">
+    <w:name w:val="heading 1"/>
+    <w:basedOn w:val="Normal"/>
+    <w:next w:val="Normal"/>
+    <w:qFormat/>
+    <w:pPr>
+      <w:keepNext/>
+      <w:spacing w:before="240" w:after="80" w:line="288" w:lineRule="auto"/>
+      <w:outlineLvl w:val="0"/>
+    </w:pPr>
+    <w:rPr>
+      <w:rFonts w:ascii="Arial" w:hAnsi="Arial" w:cs="Arial" w:eastAsia="Arial"/>
+      <w:b/>
+      <w:bCs/>
+      <w:color w:val="111111"/>
+      <w:sz w:val="40"/>
+      <w:szCs w:val="40"/>
+    </w:rPr>
+  </w:style>
+  <w:style w:type="paragraph" w:styleId="Heading2">
+    <w:name w:val="heading 2"/>
+    <w:basedOn w:val="Normal"/>
+    <w:next w:val="Normal"/>
+    <w:qFormat/>
+    <w:pPr>
+      <w:keepNext/>
+      <w:spacing w:before="240" w:after="80" w:line="288" w:lineRule="auto"/>
+      <w:outlineLvl w:val="1"/>
+    </w:pPr>
+    <w:rPr>
+      <w:rFonts w:ascii="Arial" w:hAnsi="Arial" w:cs="Arial" w:eastAsia="Arial"/>
+      <w:b/>
+      <w:bCs/>
+      <w:color w:val="111111"/>
+      <w:sz w:val="32"/>
+      <w:szCs w:val="32"/>
+    </w:rPr>
+  </w:style>
+  <w:style w:type="paragraph" w:styleId="Caption">
+    <w:name w:val="caption"/>
+    <w:basedOn w:val="Normal"/>
+    <w:qFormat/>
+    <w:pPr>
+      <w:spacing w:after="120" w:line="288" w:lineRule="auto"/>
+    </w:pPr>
+    <w:rPr>
+      <w:rFonts w:ascii="Times New Roman" w:hAnsi="Times New Roman" w:cs="Times New Roman" w:eastAsia="Times New Roman"/>
+      <w:i/>
+      <w:iCs/>
+      <w:color w:val="1A1A1A"/>
+      <w:sz w:val="22"/>
+      <w:szCs w:val="22"/>
+    </w:rPr>
+  </w:style>
+  <w:style w:type="paragraph" w:styleId="FootnoteText">
+    <w:name w:val="footnote text"/>
+    <w:basedOn w:val="Normal"/>
+    <w:pPr>
+      <w:spacing w:line="240" w:lineRule="auto"/>
+    </w:pPr>
+    <w:rPr>
+      <w:rFonts w:ascii="Times New Roman" w:hAnsi="Times New Roman" w:cs="Times New Roman" w:eastAsia="Times New Roman"/>
+      <w:color w:val="1A1A1A"/>
+      <w:sz w:val="22"/>
+      <w:szCs w:val="22"/>
+    </w:rPr>
+  </w:style>
+  <w:style w:type="paragraph" w:styleId="ListParagraph">
+    <w:name w:val="List Paragraph"/>
+    <w:basedOn w:val="Normal"/>
+    <w:pPr>
+      <w:spacing/>
+    </w:pPr>
+    <w:rPr>
+      <w:rFonts w:ascii="Times New Roman" w:hAnsi="Times New Roman" w:cs="Times New Roman" w:eastAsia="Times New Roman"/>
+      <w:color w:val="1A1A1A"/>
+      <w:sz w:val="22"/>
+      <w:szCs w:val="22"/>
+    </w:rPr>
+  </w:style>
+  <w:style w:type="paragraph" w:styleId="Header">
+    <w:name w:val="header"/>
+    <w:basedOn w:val="Normal"/>
+    <w:pPr>
+      <w:spacing/>
+    </w:pPr>
+    <w:rPr>
+      <w:rFonts w:ascii="Times New Roman" w:hAnsi="Times New Roman" w:cs="Times New Roman" w:eastAsia="Times New Roman"/>
+      <w:color w:val="1A1A1A"/>
+      <w:sz w:val="22"/>
+      <w:szCs w:val="22"/>
+    </w:rPr>
+  </w:style>
+  <w:style w:type="paragraph" w:styleId="Footer">
+    <w:name w:val="footer"/>
+    <w:basedOn w:val="Normal"/>
+    <w:pPr>
+      <w:spacing/>
+    </w:pPr>
+    <w:rPr>
+      <w:rFonts w:ascii="Times New Roman" w:hAnsi="Times New Roman" w:cs="Times New Roman" w:eastAsia="Times New Roman"/>
+      <w:color w:val="1A1A1A"/>
+      <w:sz w:val="22"/>
+      <w:szCs w:val="22"/>
+    </w:rPr>
+  </w:style>
+  <w:style w:type="character" w:styleId="FootnoteReference">
+    <w:name w:val="footnote reference"/>
+    <w:rPr>
+      <w:vertAlign w:val="superscript"/>
+    </w:rPr>
+  </w:style>
+  <w:style w:type="table" w:styleId="VellumTable">
+    <w:name w:val="Vellum Table"/>
+    <w:qFormat/>
+    <w:rPr>
+      <w:rFonts w:ascii="Times New Roman" w:hAnsi="Times New Roman" w:cs="Times New Roman" w:eastAsia="Times New Roman"/>
+      <w:sz w:val="22"/>
+      <w:szCs w:val="22"/>
+    </w:rPr>
+    <w:tblPr>
+      <w:tblBorders>
+        <w:top w:val="single" w:sz="4" w:space="0" w:color="D0D0D0"/>
+        <w:left w:val="single" w:sz="4" w:space="0" w:color="D0D0D0"/>
+        <w:bottom w:val="single" w:sz="4" w:space="0" w:color="D0D0D0"/>
+        <w:right w:val="single" w:sz="4" w:space="0" w:color="D0D0D0"/>
+        <w:insideH w:val="single" w:sz="4" w:space="0" w:color="D0D0D0"/>
+        <w:insideV w:val="single" w:sz="4" w:space="0" w:color="D0D0D0"/>
+      </w:tblBorders>
+      <w:tblCellMar>
+        <w:top w:w="60" w:type="dxa"/>
+        <w:left w:w="80" w:type="dxa"/>
+        <w:bottom w:w="60" w:type="dxa"/>
+        <w:right w:w="80" w:type="dxa"/>
+      </w:tblCellMar>
+    </w:tblPr>
+  </w:style>
+</w:styles>
 </file>
--- a/internal/dettest/testdata/goldens/docx-skeleton/expected.docx
+++ b/internal/dettest/testdata/goldens/docx-skeleton/expected.docx
@@ -123,37 +123,37 @@
       <w:rFonts w:ascii="Times New Roman" w:hAnsi="Times New Roman" w:cs="Times New Roman" w:eastAsia="Times New Roman"/>
       <w:i/>
       <w:iCs/>
+      <w:color w:val="6B6B6B"/>
+      <w:sz w:val="18"/>
+      <w:szCs w:val="18"/>
+    </w:rPr>
+  </w:style>
+  <w:style w:type="paragraph" w:styleId="FootnoteText">
+    <w:name w:val="footnote text"/>
+    <w:basedOn w:val="Normal"/>
+    <w:pPr>
+      <w:spacing w:line="240" w:lineRule="auto"/>
+    </w:pPr>
+    <w:rPr>
+      <w:rFonts w:ascii="Times New Roman" w:hAnsi="Times New Roman" w:cs="Times New Roman" w:eastAsia="Times New Roman"/>
+      <w:color w:val="6B6B6B"/>
+      <w:sz w:val="20"/>
+      <w:szCs w:val="20"/>
+    </w:rPr>
+  </w:style>
+  <w:style w:type="paragraph" w:styleId="ListParagraph">
+    <w:name w:val="List Paragraph"/>
+    <w:basedOn w:val="Normal"/>
+    <w:pPr>
+      <w:spacing/>
+    </w:pPr>
+    <w:rPr>
+      <w:rFonts w:ascii="Times New Roman" w:hAnsi="Times New Roman" w:cs="Times New Roman" w:eastAsia="Times New Roman"/>
       <w:color w:val="1A1A1A"/>
       <w:sz w:val="22"/>
       <w:szCs w:val="22"/>
     </w:rPr>
   </w:style>
-  <w:style w:type="paragraph" w:styleId="FootnoteText">
-    <w:name w:val="footnote text"/>
-    <w:basedOn w:val="Normal"/>
-    <w:pPr>
-      <w:spacing w:line="240" w:lineRule="auto"/>
-    </w:pPr>
-    <w:rPr>
-      <w:rFonts w:ascii="Times New Roman" w:hAnsi="Times New Roman" w:cs="Times New Roman" w:eastAsia="Times New Roman"/>
-      <w:color w:val="1A1A1A"/>
-      <w:sz w:val="22"/>
-      <w:szCs w:val="22"/>
-    </w:rPr>
-  </w:style>
-  <w:style w:type="paragraph" w:styleId="ListParagraph">
-    <w:name w:val="List Paragraph"/>
-    <w:basedOn w:val="Normal"/>
-    <w:pPr>
-      <w:spacing/>
-    </w:pPr>
-    <w:rPr>
-      <w:rFonts w:ascii="Times New Roman" w:hAnsi="Times New Roman" w:cs="Times New Roman" w:eastAsia="Times New Roman"/>
-      <w:color w:val="1A1A1A"/>
-      <w:sz w:val="22"/>
-      <w:szCs w:val="22"/>
-    </w:rPr>
-  </w:style>
   <w:style w:type="paragraph" w:styleId="Header">
     <w:name w:val="header"/>
     <w:basedOn w:val="Normal"/>
@@ -162,9 +162,9 @@
     </w:pPr>
     <w:rPr>
       <w:rFonts w:ascii="Times New Roman" w:hAnsi="Times New Roman" w:cs="Times New Roman" w:eastAsia="Times New Roman"/>
-      <w:color w:val="1A1A1A"/>
-      <w:sz w:val="22"/>
-      <w:szCs w:val="22"/>
+      <w:color w:val="6B6B6B"/>
+      <w:sz w:val="20"/>
+      <w:szCs w:val="20"/>
     </w:rPr>
   </w:style>
   <w:style w:type="paragraph" w:styleId="Footer">
@@ -175,9 +175,9 @@
     </w:pPr>
     <w:rPr>
       <w:rFonts w:ascii="Times New Roman" w:hAnsi="Times New Roman" w:cs="Times New Roman" w:eastAsia="Times New Roman"/>
-      <w:color w:val="1A1A1A"/>
-      <w:sz w:val="22"/>
-      <w:szCs w:val="22"/>
+      <w:color w:val="6B6B6B"/>
+      <w:sz w:val="20"/>
+      <w:szCs w:val="20"/>
     </w:rPr>
   </w:style>
   <w:style w:type="character" w:styleId="FootnoteReference">
@@ -191,8 +191,8 @@
     <w:qFormat/>
     <w:rPr>
       <w:rFonts w:ascii="Times New Roman" w:hAnsi="Times New Roman" w:cs="Times New Roman" w:eastAsia="Times New Roman"/>
-      <w:sz w:val="22"/>
-      <w:szCs w:val="22"/>
+      <w:sz w:val="18"/>
+      <w:szCs w:val="18"/>
     </w:rPr>
     <w:tblPr>
       <w:tblBorders>
